--- a/feuerwehr-management/data/Templates/ChecklisteBrandsicherheitswacheLB12.docx
+++ b/feuerwehr-management/data/Templates/ChecklisteBrandsicherheitswacheLB12.docx
@@ -32,9 +32,9 @@
     <w:tbl>
       <w:tblPr>
         <w:tblStyle w:val="TableGrid"/>
-        <w:tblW w:w="9639" w:type="dxa"/>
+        <w:tblW w:w="9915" w:type="dxa"/>
         <w:jc w:val="start"/>
-        <w:tblInd w:w="0" w:type="dxa"/>
+        <w:tblInd w:w="-66" w:type="dxa"/>
         <w:tblLayout w:type="fixed"/>
         <w:tblCellMar>
           <w:top w:w="0" w:type="dxa"/>
@@ -45,16 +45,16 @@
         <w:tblLook w:val="04a0" w:noHBand="0" w:noVBand="1" w:firstColumn="1" w:lastRow="0" w:lastColumn="0" w:firstRow="1"/>
       </w:tblPr>
       <w:tblGrid>
-        <w:gridCol w:w="565"/>
-        <w:gridCol w:w="7656"/>
-        <w:gridCol w:w="707"/>
-        <w:gridCol w:w="711"/>
+        <w:gridCol w:w="630"/>
+        <w:gridCol w:w="7650"/>
+        <w:gridCol w:w="705"/>
+        <w:gridCol w:w="930"/>
       </w:tblGrid>
       <w:tr>
         <w:trPr/>
         <w:tc>
           <w:tcPr>
-            <w:tcW w:w="565" w:type="dxa"/>
+            <w:tcW w:w="630" w:type="dxa"/>
             <w:tcBorders/>
           </w:tcPr>
           <w:p>
@@ -83,7 +83,7 @@
         </w:tc>
         <w:tc>
           <w:tcPr>
-            <w:tcW w:w="7656" w:type="dxa"/>
+            <w:tcW w:w="7650" w:type="dxa"/>
             <w:tcBorders/>
           </w:tcPr>
           <w:p>
@@ -112,7 +112,7 @@
         </w:tc>
         <w:tc>
           <w:tcPr>
-            <w:tcW w:w="707" w:type="dxa"/>
+            <w:tcW w:w="705" w:type="dxa"/>
             <w:tcBorders/>
           </w:tcPr>
           <w:p>
@@ -143,7 +143,7 @@
         </w:tc>
         <w:tc>
           <w:tcPr>
-            <w:tcW w:w="711" w:type="dxa"/>
+            <w:tcW w:w="930" w:type="dxa"/>
             <w:tcBorders/>
           </w:tcPr>
           <w:p>
@@ -177,7 +177,7 @@
         <w:trPr/>
         <w:tc>
           <w:tcPr>
-            <w:tcW w:w="8221" w:type="dxa"/>
+            <w:tcW w:w="8280" w:type="dxa"/>
             <w:gridSpan w:val="2"/>
             <w:tcBorders/>
             <w:vAlign w:val="center"/>
@@ -211,7 +211,7 @@
         </w:tc>
         <w:tc>
           <w:tcPr>
-            <w:tcW w:w="707" w:type="dxa"/>
+            <w:tcW w:w="705" w:type="dxa"/>
             <w:tcBorders/>
             <w:vAlign w:val="center"/>
           </w:tcPr>
@@ -241,7 +241,7 @@
         </w:tc>
         <w:tc>
           <w:tcPr>
-            <w:tcW w:w="711" w:type="dxa"/>
+            <w:tcW w:w="930" w:type="dxa"/>
             <w:tcBorders/>
             <w:vAlign w:val="center"/>
           </w:tcPr>
@@ -274,7 +274,7 @@
         <w:trPr/>
         <w:tc>
           <w:tcPr>
-            <w:tcW w:w="565" w:type="dxa"/>
+            <w:tcW w:w="630" w:type="dxa"/>
             <w:tcBorders/>
             <w:vAlign w:val="center"/>
           </w:tcPr>
@@ -306,7 +306,7 @@
         </w:tc>
         <w:tc>
           <w:tcPr>
-            <w:tcW w:w="7656" w:type="dxa"/>
+            <w:tcW w:w="7650" w:type="dxa"/>
             <w:tcBorders/>
             <w:vAlign w:val="center"/>
           </w:tcPr>
@@ -338,7 +338,7 @@
         </w:tc>
         <w:tc>
           <w:tcPr>
-            <w:tcW w:w="707" w:type="dxa"/>
+            <w:tcW w:w="705" w:type="dxa"/>
             <w:tcBorders/>
             <w:vAlign w:val="center"/>
           </w:tcPr>
@@ -357,21 +357,14 @@
               </w:rPr>
             </w:pPr>
             <w:r>
-              <w:rPr>
-                <w:rFonts w:eastAsia="ＭＳ 明朝" w:cs=""/>
-                <w:kern w:val="0"/>
-                <w:szCs w:val="22"/>
-                <w:lang w:val="en-US" w:eastAsia="en-US" w:bidi="ar-SA"/>
-              </w:rPr>
-            </w:r>
-            <w:r>
+              <w:rPr/>
               <w:t>{item1Ja}</w:t>
             </w:r>
           </w:p>
         </w:tc>
         <w:tc>
           <w:tcPr>
-            <w:tcW w:w="711" w:type="dxa"/>
+            <w:tcW w:w="930" w:type="dxa"/>
             <w:tcBorders/>
             <w:vAlign w:val="center"/>
           </w:tcPr>
@@ -390,14 +383,7 @@
               </w:rPr>
             </w:pPr>
             <w:r>
-              <w:rPr>
-                <w:rFonts w:eastAsia="ＭＳ 明朝" w:cs=""/>
-                <w:kern w:val="0"/>
-                <w:szCs w:val="22"/>
-                <w:lang w:val="en-US" w:eastAsia="en-US" w:bidi="ar-SA"/>
-              </w:rPr>
-            </w:r>
-            <w:r>
+              <w:rPr/>
               <w:t>{item1Nein}</w:t>
             </w:r>
           </w:p>
@@ -407,7 +393,7 @@
         <w:trPr/>
         <w:tc>
           <w:tcPr>
-            <w:tcW w:w="565" w:type="dxa"/>
+            <w:tcW w:w="630" w:type="dxa"/>
             <w:tcBorders/>
             <w:vAlign w:val="center"/>
           </w:tcPr>
@@ -439,7 +425,7 @@
         </w:tc>
         <w:tc>
           <w:tcPr>
-            <w:tcW w:w="7656" w:type="dxa"/>
+            <w:tcW w:w="7650" w:type="dxa"/>
             <w:tcBorders/>
             <w:vAlign w:val="center"/>
           </w:tcPr>
@@ -471,7 +457,7 @@
         </w:tc>
         <w:tc>
           <w:tcPr>
-            <w:tcW w:w="707" w:type="dxa"/>
+            <w:tcW w:w="705" w:type="dxa"/>
             <w:tcBorders/>
             <w:vAlign w:val="center"/>
           </w:tcPr>
@@ -490,21 +476,14 @@
               </w:rPr>
             </w:pPr>
             <w:r>
-              <w:rPr>
-                <w:rFonts w:eastAsia="ＭＳ 明朝" w:cs=""/>
-                <w:kern w:val="0"/>
-                <w:szCs w:val="22"/>
-                <w:lang w:val="en-US" w:eastAsia="en-US" w:bidi="ar-SA"/>
-              </w:rPr>
-            </w:r>
-            <w:r>
+              <w:rPr/>
               <w:t>{item2Ja}</w:t>
             </w:r>
           </w:p>
         </w:tc>
         <w:tc>
           <w:tcPr>
-            <w:tcW w:w="711" w:type="dxa"/>
+            <w:tcW w:w="930" w:type="dxa"/>
             <w:tcBorders/>
             <w:vAlign w:val="center"/>
           </w:tcPr>
@@ -523,14 +502,7 @@
               </w:rPr>
             </w:pPr>
             <w:r>
-              <w:rPr>
-                <w:rFonts w:eastAsia="ＭＳ 明朝" w:cs=""/>
-                <w:kern w:val="0"/>
-                <w:szCs w:val="22"/>
-                <w:lang w:val="en-US" w:eastAsia="en-US" w:bidi="ar-SA"/>
-              </w:rPr>
-            </w:r>
-            <w:r>
+              <w:rPr/>
               <w:t>{item2Nein}</w:t>
             </w:r>
           </w:p>
@@ -540,7 +512,7 @@
         <w:trPr/>
         <w:tc>
           <w:tcPr>
-            <w:tcW w:w="565" w:type="dxa"/>
+            <w:tcW w:w="630" w:type="dxa"/>
             <w:tcBorders/>
             <w:vAlign w:val="center"/>
           </w:tcPr>
@@ -572,7 +544,7 @@
         </w:tc>
         <w:tc>
           <w:tcPr>
-            <w:tcW w:w="7656" w:type="dxa"/>
+            <w:tcW w:w="7650" w:type="dxa"/>
             <w:tcBorders/>
             <w:vAlign w:val="center"/>
           </w:tcPr>
@@ -604,7 +576,7 @@
         </w:tc>
         <w:tc>
           <w:tcPr>
-            <w:tcW w:w="707" w:type="dxa"/>
+            <w:tcW w:w="705" w:type="dxa"/>
             <w:tcBorders/>
             <w:vAlign w:val="center"/>
           </w:tcPr>
@@ -623,21 +595,14 @@
               </w:rPr>
             </w:pPr>
             <w:r>
-              <w:rPr>
-                <w:rFonts w:eastAsia="ＭＳ 明朝" w:cs=""/>
-                <w:kern w:val="0"/>
-                <w:szCs w:val="22"/>
-                <w:lang w:val="en-US" w:eastAsia="en-US" w:bidi="ar-SA"/>
-              </w:rPr>
-            </w:r>
-            <w:r>
+              <w:rPr/>
               <w:t>{item3Ja}</w:t>
             </w:r>
           </w:p>
         </w:tc>
         <w:tc>
           <w:tcPr>
-            <w:tcW w:w="711" w:type="dxa"/>
+            <w:tcW w:w="930" w:type="dxa"/>
             <w:tcBorders/>
             <w:vAlign w:val="center"/>
           </w:tcPr>
@@ -656,14 +621,7 @@
               </w:rPr>
             </w:pPr>
             <w:r>
-              <w:rPr>
-                <w:rFonts w:eastAsia="ＭＳ 明朝" w:cs=""/>
-                <w:kern w:val="0"/>
-                <w:szCs w:val="22"/>
-                <w:lang w:val="en-US" w:eastAsia="en-US" w:bidi="ar-SA"/>
-              </w:rPr>
-            </w:r>
-            <w:r>
+              <w:rPr/>
               <w:t>{item3Nein}</w:t>
             </w:r>
           </w:p>
@@ -673,7 +631,7 @@
         <w:trPr/>
         <w:tc>
           <w:tcPr>
-            <w:tcW w:w="565" w:type="dxa"/>
+            <w:tcW w:w="630" w:type="dxa"/>
             <w:tcBorders/>
             <w:vAlign w:val="center"/>
           </w:tcPr>
@@ -705,7 +663,7 @@
         </w:tc>
         <w:tc>
           <w:tcPr>
-            <w:tcW w:w="7656" w:type="dxa"/>
+            <w:tcW w:w="7650" w:type="dxa"/>
             <w:tcBorders/>
             <w:vAlign w:val="center"/>
           </w:tcPr>
@@ -737,7 +695,7 @@
         </w:tc>
         <w:tc>
           <w:tcPr>
-            <w:tcW w:w="707" w:type="dxa"/>
+            <w:tcW w:w="705" w:type="dxa"/>
             <w:tcBorders/>
             <w:vAlign w:val="center"/>
           </w:tcPr>
@@ -756,21 +714,14 @@
               </w:rPr>
             </w:pPr>
             <w:r>
-              <w:rPr>
-                <w:rFonts w:eastAsia="ＭＳ 明朝" w:cs=""/>
-                <w:kern w:val="0"/>
-                <w:szCs w:val="22"/>
-                <w:lang w:val="en-US" w:eastAsia="en-US" w:bidi="ar-SA"/>
-              </w:rPr>
-            </w:r>
-            <w:r>
+              <w:rPr/>
               <w:t>{item4Ja}</w:t>
             </w:r>
           </w:p>
         </w:tc>
         <w:tc>
           <w:tcPr>
-            <w:tcW w:w="711" w:type="dxa"/>
+            <w:tcW w:w="930" w:type="dxa"/>
             <w:tcBorders/>
             <w:vAlign w:val="center"/>
           </w:tcPr>
@@ -789,14 +740,7 @@
               </w:rPr>
             </w:pPr>
             <w:r>
-              <w:rPr>
-                <w:rFonts w:eastAsia="ＭＳ 明朝" w:cs=""/>
-                <w:kern w:val="0"/>
-                <w:szCs w:val="22"/>
-                <w:lang w:val="en-US" w:eastAsia="en-US" w:bidi="ar-SA"/>
-              </w:rPr>
-            </w:r>
-            <w:r>
+              <w:rPr/>
               <w:t>{item4Nein}</w:t>
             </w:r>
           </w:p>
@@ -806,7 +750,7 @@
         <w:trPr/>
         <w:tc>
           <w:tcPr>
-            <w:tcW w:w="8221" w:type="dxa"/>
+            <w:tcW w:w="8280" w:type="dxa"/>
             <w:gridSpan w:val="2"/>
             <w:tcBorders/>
             <w:vAlign w:val="center"/>
@@ -840,7 +784,7 @@
         </w:tc>
         <w:tc>
           <w:tcPr>
-            <w:tcW w:w="707" w:type="dxa"/>
+            <w:tcW w:w="705" w:type="dxa"/>
             <w:tcBorders/>
             <w:vAlign w:val="center"/>
           </w:tcPr>
@@ -870,7 +814,7 @@
         </w:tc>
         <w:tc>
           <w:tcPr>
-            <w:tcW w:w="711" w:type="dxa"/>
+            <w:tcW w:w="930" w:type="dxa"/>
             <w:tcBorders/>
             <w:vAlign w:val="center"/>
           </w:tcPr>
@@ -903,7 +847,7 @@
         <w:trPr/>
         <w:tc>
           <w:tcPr>
-            <w:tcW w:w="565" w:type="dxa"/>
+            <w:tcW w:w="630" w:type="dxa"/>
             <w:tcBorders/>
             <w:vAlign w:val="center"/>
           </w:tcPr>
@@ -935,7 +879,7 @@
         </w:tc>
         <w:tc>
           <w:tcPr>
-            <w:tcW w:w="7656" w:type="dxa"/>
+            <w:tcW w:w="7650" w:type="dxa"/>
             <w:tcBorders/>
             <w:vAlign w:val="center"/>
           </w:tcPr>
@@ -967,7 +911,7 @@
         </w:tc>
         <w:tc>
           <w:tcPr>
-            <w:tcW w:w="707" w:type="dxa"/>
+            <w:tcW w:w="705" w:type="dxa"/>
             <w:tcBorders/>
             <w:vAlign w:val="center"/>
           </w:tcPr>
@@ -986,21 +930,14 @@
               </w:rPr>
             </w:pPr>
             <w:r>
-              <w:rPr>
-                <w:rFonts w:eastAsia="ＭＳ 明朝" w:cs=""/>
-                <w:kern w:val="0"/>
-                <w:szCs w:val="22"/>
-                <w:lang w:val="en-US" w:eastAsia="en-US" w:bidi="ar-SA"/>
-              </w:rPr>
-            </w:r>
-            <w:r>
+              <w:rPr/>
               <w:t>{item5Ja}</w:t>
             </w:r>
           </w:p>
         </w:tc>
         <w:tc>
           <w:tcPr>
-            <w:tcW w:w="711" w:type="dxa"/>
+            <w:tcW w:w="930" w:type="dxa"/>
             <w:tcBorders/>
             <w:vAlign w:val="center"/>
           </w:tcPr>
@@ -1019,14 +956,7 @@
               </w:rPr>
             </w:pPr>
             <w:r>
-              <w:rPr>
-                <w:rFonts w:eastAsia="ＭＳ 明朝" w:cs=""/>
-                <w:kern w:val="0"/>
-                <w:szCs w:val="22"/>
-                <w:lang w:val="en-US" w:eastAsia="en-US" w:bidi="ar-SA"/>
-              </w:rPr>
-            </w:r>
-            <w:r>
+              <w:rPr/>
               <w:t>{item5Nein}</w:t>
             </w:r>
           </w:p>
@@ -1036,7 +966,7 @@
         <w:trPr/>
         <w:tc>
           <w:tcPr>
-            <w:tcW w:w="565" w:type="dxa"/>
+            <w:tcW w:w="630" w:type="dxa"/>
             <w:tcBorders/>
             <w:vAlign w:val="center"/>
           </w:tcPr>
@@ -1068,7 +998,7 @@
         </w:tc>
         <w:tc>
           <w:tcPr>
-            <w:tcW w:w="7656" w:type="dxa"/>
+            <w:tcW w:w="7650" w:type="dxa"/>
             <w:tcBorders/>
             <w:vAlign w:val="center"/>
           </w:tcPr>
@@ -1100,7 +1030,7 @@
         </w:tc>
         <w:tc>
           <w:tcPr>
-            <w:tcW w:w="707" w:type="dxa"/>
+            <w:tcW w:w="705" w:type="dxa"/>
             <w:tcBorders/>
             <w:vAlign w:val="center"/>
           </w:tcPr>
@@ -1119,21 +1049,14 @@
               </w:rPr>
             </w:pPr>
             <w:r>
-              <w:rPr>
-                <w:rFonts w:eastAsia="ＭＳ 明朝" w:cs=""/>
-                <w:kern w:val="0"/>
-                <w:szCs w:val="22"/>
-                <w:lang w:val="en-US" w:eastAsia="en-US" w:bidi="ar-SA"/>
-              </w:rPr>
-            </w:r>
-            <w:r>
+              <w:rPr/>
               <w:t>{item6Ja}</w:t>
             </w:r>
           </w:p>
         </w:tc>
         <w:tc>
           <w:tcPr>
-            <w:tcW w:w="711" w:type="dxa"/>
+            <w:tcW w:w="930" w:type="dxa"/>
             <w:tcBorders/>
             <w:vAlign w:val="center"/>
           </w:tcPr>
@@ -1152,14 +1075,7 @@
               </w:rPr>
             </w:pPr>
             <w:r>
-              <w:rPr>
-                <w:rFonts w:eastAsia="ＭＳ 明朝" w:cs=""/>
-                <w:kern w:val="0"/>
-                <w:szCs w:val="22"/>
-                <w:lang w:val="en-US" w:eastAsia="en-US" w:bidi="ar-SA"/>
-              </w:rPr>
-            </w:r>
-            <w:r>
+              <w:rPr/>
               <w:t>{item6Nein}</w:t>
             </w:r>
           </w:p>
@@ -1169,7 +1085,7 @@
         <w:trPr/>
         <w:tc>
           <w:tcPr>
-            <w:tcW w:w="565" w:type="dxa"/>
+            <w:tcW w:w="630" w:type="dxa"/>
             <w:tcBorders/>
             <w:vAlign w:val="center"/>
           </w:tcPr>
@@ -1201,7 +1117,7 @@
         </w:tc>
         <w:tc>
           <w:tcPr>
-            <w:tcW w:w="7656" w:type="dxa"/>
+            <w:tcW w:w="7650" w:type="dxa"/>
             <w:tcBorders/>
             <w:vAlign w:val="center"/>
           </w:tcPr>
@@ -1233,7 +1149,7 @@
         </w:tc>
         <w:tc>
           <w:tcPr>
-            <w:tcW w:w="707" w:type="dxa"/>
+            <w:tcW w:w="705" w:type="dxa"/>
             <w:tcBorders/>
             <w:vAlign w:val="center"/>
           </w:tcPr>
@@ -1252,21 +1168,14 @@
               </w:rPr>
             </w:pPr>
             <w:r>
-              <w:rPr>
-                <w:rFonts w:eastAsia="ＭＳ 明朝" w:cs=""/>
-                <w:kern w:val="0"/>
-                <w:szCs w:val="22"/>
-                <w:lang w:val="en-US" w:eastAsia="en-US" w:bidi="ar-SA"/>
-              </w:rPr>
-            </w:r>
-            <w:r>
+              <w:rPr/>
               <w:t>{item7Ja}</w:t>
             </w:r>
           </w:p>
         </w:tc>
         <w:tc>
           <w:tcPr>
-            <w:tcW w:w="711" w:type="dxa"/>
+            <w:tcW w:w="930" w:type="dxa"/>
             <w:tcBorders/>
             <w:vAlign w:val="center"/>
           </w:tcPr>
@@ -1285,14 +1194,7 @@
               </w:rPr>
             </w:pPr>
             <w:r>
-              <w:rPr>
-                <w:rFonts w:eastAsia="ＭＳ 明朝" w:cs=""/>
-                <w:kern w:val="0"/>
-                <w:szCs w:val="22"/>
-                <w:lang w:val="en-US" w:eastAsia="en-US" w:bidi="ar-SA"/>
-              </w:rPr>
-            </w:r>
-            <w:r>
+              <w:rPr/>
               <w:t>{item7Nein}</w:t>
             </w:r>
           </w:p>
@@ -1302,7 +1204,7 @@
         <w:trPr/>
         <w:tc>
           <w:tcPr>
-            <w:tcW w:w="565" w:type="dxa"/>
+            <w:tcW w:w="630" w:type="dxa"/>
             <w:tcBorders/>
             <w:vAlign w:val="center"/>
           </w:tcPr>
@@ -1334,7 +1236,7 @@
         </w:tc>
         <w:tc>
           <w:tcPr>
-            <w:tcW w:w="7656" w:type="dxa"/>
+            <w:tcW w:w="7650" w:type="dxa"/>
             <w:tcBorders/>
             <w:vAlign w:val="center"/>
           </w:tcPr>
@@ -1366,7 +1268,7 @@
         </w:tc>
         <w:tc>
           <w:tcPr>
-            <w:tcW w:w="707" w:type="dxa"/>
+            <w:tcW w:w="705" w:type="dxa"/>
             <w:tcBorders/>
             <w:vAlign w:val="center"/>
           </w:tcPr>
@@ -1385,21 +1287,14 @@
               </w:rPr>
             </w:pPr>
             <w:r>
-              <w:rPr>
-                <w:rFonts w:eastAsia="ＭＳ 明朝" w:cs=""/>
-                <w:kern w:val="0"/>
-                <w:szCs w:val="22"/>
-                <w:lang w:val="en-US" w:eastAsia="en-US" w:bidi="ar-SA"/>
-              </w:rPr>
-            </w:r>
-            <w:r>
+              <w:rPr/>
               <w:t>{item8Ja}</w:t>
             </w:r>
           </w:p>
         </w:tc>
         <w:tc>
           <w:tcPr>
-            <w:tcW w:w="711" w:type="dxa"/>
+            <w:tcW w:w="930" w:type="dxa"/>
             <w:tcBorders/>
             <w:vAlign w:val="center"/>
           </w:tcPr>
@@ -1418,14 +1313,7 @@
               </w:rPr>
             </w:pPr>
             <w:r>
-              <w:rPr>
-                <w:rFonts w:eastAsia="ＭＳ 明朝" w:cs=""/>
-                <w:kern w:val="0"/>
-                <w:szCs w:val="22"/>
-                <w:lang w:val="en-US" w:eastAsia="en-US" w:bidi="ar-SA"/>
-              </w:rPr>
-            </w:r>
-            <w:r>
+              <w:rPr/>
               <w:t>{item8Nein}</w:t>
             </w:r>
           </w:p>
@@ -1435,7 +1323,7 @@
         <w:trPr/>
         <w:tc>
           <w:tcPr>
-            <w:tcW w:w="565" w:type="dxa"/>
+            <w:tcW w:w="630" w:type="dxa"/>
             <w:tcBorders/>
             <w:vAlign w:val="center"/>
           </w:tcPr>
@@ -1467,7 +1355,7 @@
         </w:tc>
         <w:tc>
           <w:tcPr>
-            <w:tcW w:w="7656" w:type="dxa"/>
+            <w:tcW w:w="7650" w:type="dxa"/>
             <w:tcBorders/>
             <w:vAlign w:val="center"/>
           </w:tcPr>
@@ -1499,7 +1387,7 @@
         </w:tc>
         <w:tc>
           <w:tcPr>
-            <w:tcW w:w="707" w:type="dxa"/>
+            <w:tcW w:w="705" w:type="dxa"/>
             <w:tcBorders/>
             <w:vAlign w:val="center"/>
           </w:tcPr>
@@ -1518,21 +1406,14 @@
               </w:rPr>
             </w:pPr>
             <w:r>
-              <w:rPr>
-                <w:rFonts w:eastAsia="ＭＳ 明朝" w:cs=""/>
-                <w:kern w:val="0"/>
-                <w:szCs w:val="22"/>
-                <w:lang w:val="en-US" w:eastAsia="en-US" w:bidi="ar-SA"/>
-              </w:rPr>
-            </w:r>
-            <w:r>
+              <w:rPr/>
               <w:t>{item9Ja}</w:t>
             </w:r>
           </w:p>
         </w:tc>
         <w:tc>
           <w:tcPr>
-            <w:tcW w:w="711" w:type="dxa"/>
+            <w:tcW w:w="930" w:type="dxa"/>
             <w:tcBorders/>
             <w:vAlign w:val="center"/>
           </w:tcPr>
@@ -1551,14 +1432,7 @@
               </w:rPr>
             </w:pPr>
             <w:r>
-              <w:rPr>
-                <w:rFonts w:eastAsia="ＭＳ 明朝" w:cs=""/>
-                <w:kern w:val="0"/>
-                <w:szCs w:val="22"/>
-                <w:lang w:val="en-US" w:eastAsia="en-US" w:bidi="ar-SA"/>
-              </w:rPr>
-            </w:r>
-            <w:r>
+              <w:rPr/>
               <w:t>{item9Nein}</w:t>
             </w:r>
           </w:p>
@@ -1568,7 +1442,7 @@
         <w:trPr/>
         <w:tc>
           <w:tcPr>
-            <w:tcW w:w="565" w:type="dxa"/>
+            <w:tcW w:w="630" w:type="dxa"/>
             <w:tcBorders/>
             <w:vAlign w:val="center"/>
           </w:tcPr>
@@ -1600,7 +1474,7 @@
         </w:tc>
         <w:tc>
           <w:tcPr>
-            <w:tcW w:w="7656" w:type="dxa"/>
+            <w:tcW w:w="7650" w:type="dxa"/>
             <w:tcBorders/>
             <w:vAlign w:val="center"/>
           </w:tcPr>
@@ -1632,7 +1506,7 @@
         </w:tc>
         <w:tc>
           <w:tcPr>
-            <w:tcW w:w="707" w:type="dxa"/>
+            <w:tcW w:w="705" w:type="dxa"/>
             <w:tcBorders/>
             <w:vAlign w:val="center"/>
           </w:tcPr>
@@ -1651,21 +1525,14 @@
               </w:rPr>
             </w:pPr>
             <w:r>
-              <w:rPr>
-                <w:rFonts w:eastAsia="ＭＳ 明朝" w:cs=""/>
-                <w:kern w:val="0"/>
-                <w:szCs w:val="22"/>
-                <w:lang w:val="en-US" w:eastAsia="en-US" w:bidi="ar-SA"/>
-              </w:rPr>
-            </w:r>
-            <w:r>
+              <w:rPr/>
               <w:t>{item10Ja}</w:t>
             </w:r>
           </w:p>
         </w:tc>
         <w:tc>
           <w:tcPr>
-            <w:tcW w:w="711" w:type="dxa"/>
+            <w:tcW w:w="930" w:type="dxa"/>
             <w:tcBorders/>
             <w:vAlign w:val="center"/>
           </w:tcPr>
@@ -1684,14 +1551,7 @@
               </w:rPr>
             </w:pPr>
             <w:r>
-              <w:rPr>
-                <w:rFonts w:eastAsia="ＭＳ 明朝" w:cs=""/>
-                <w:kern w:val="0"/>
-                <w:szCs w:val="22"/>
-                <w:lang w:val="en-US" w:eastAsia="en-US" w:bidi="ar-SA"/>
-              </w:rPr>
-            </w:r>
-            <w:r>
+              <w:rPr/>
               <w:t>{item10Nein}</w:t>
             </w:r>
           </w:p>
@@ -1701,7 +1561,7 @@
         <w:trPr/>
         <w:tc>
           <w:tcPr>
-            <w:tcW w:w="565" w:type="dxa"/>
+            <w:tcW w:w="630" w:type="dxa"/>
             <w:tcBorders/>
             <w:vAlign w:val="center"/>
           </w:tcPr>
@@ -1733,7 +1593,7 @@
         </w:tc>
         <w:tc>
           <w:tcPr>
-            <w:tcW w:w="7656" w:type="dxa"/>
+            <w:tcW w:w="7650" w:type="dxa"/>
             <w:tcBorders/>
             <w:vAlign w:val="center"/>
           </w:tcPr>
@@ -1765,7 +1625,7 @@
         </w:tc>
         <w:tc>
           <w:tcPr>
-            <w:tcW w:w="707" w:type="dxa"/>
+            <w:tcW w:w="705" w:type="dxa"/>
             <w:tcBorders/>
             <w:vAlign w:val="center"/>
           </w:tcPr>
@@ -1784,21 +1644,14 @@
               </w:rPr>
             </w:pPr>
             <w:r>
-              <w:rPr>
-                <w:rFonts w:eastAsia="ＭＳ 明朝" w:cs=""/>
-                <w:kern w:val="0"/>
-                <w:szCs w:val="22"/>
-                <w:lang w:val="en-US" w:eastAsia="en-US" w:bidi="ar-SA"/>
-              </w:rPr>
-            </w:r>
-            <w:r>
+              <w:rPr/>
               <w:t>{item11Ja}</w:t>
             </w:r>
           </w:p>
         </w:tc>
         <w:tc>
           <w:tcPr>
-            <w:tcW w:w="711" w:type="dxa"/>
+            <w:tcW w:w="930" w:type="dxa"/>
             <w:tcBorders/>
             <w:vAlign w:val="center"/>
           </w:tcPr>
@@ -1817,14 +1670,7 @@
               </w:rPr>
             </w:pPr>
             <w:r>
-              <w:rPr>
-                <w:rFonts w:eastAsia="ＭＳ 明朝" w:cs=""/>
-                <w:kern w:val="0"/>
-                <w:szCs w:val="22"/>
-                <w:lang w:val="en-US" w:eastAsia="en-US" w:bidi="ar-SA"/>
-              </w:rPr>
-            </w:r>
-            <w:r>
+              <w:rPr/>
               <w:t>{item11Nein}</w:t>
             </w:r>
           </w:p>
@@ -1834,7 +1680,7 @@
         <w:trPr/>
         <w:tc>
           <w:tcPr>
-            <w:tcW w:w="565" w:type="dxa"/>
+            <w:tcW w:w="630" w:type="dxa"/>
             <w:tcBorders/>
             <w:vAlign w:val="center"/>
           </w:tcPr>
@@ -1866,7 +1712,7 @@
         </w:tc>
         <w:tc>
           <w:tcPr>
-            <w:tcW w:w="7656" w:type="dxa"/>
+            <w:tcW w:w="7650" w:type="dxa"/>
             <w:tcBorders/>
             <w:vAlign w:val="center"/>
           </w:tcPr>
@@ -1898,7 +1744,7 @@
         </w:tc>
         <w:tc>
           <w:tcPr>
-            <w:tcW w:w="707" w:type="dxa"/>
+            <w:tcW w:w="705" w:type="dxa"/>
             <w:tcBorders/>
             <w:vAlign w:val="center"/>
           </w:tcPr>
@@ -1917,21 +1763,14 @@
               </w:rPr>
             </w:pPr>
             <w:r>
-              <w:rPr>
-                <w:rFonts w:eastAsia="ＭＳ 明朝" w:cs=""/>
-                <w:kern w:val="0"/>
-                <w:szCs w:val="22"/>
-                <w:lang w:val="en-US" w:eastAsia="en-US" w:bidi="ar-SA"/>
-              </w:rPr>
-            </w:r>
-            <w:r>
+              <w:rPr/>
               <w:t>{item12Ja}</w:t>
             </w:r>
           </w:p>
         </w:tc>
         <w:tc>
           <w:tcPr>
-            <w:tcW w:w="711" w:type="dxa"/>
+            <w:tcW w:w="930" w:type="dxa"/>
             <w:tcBorders/>
             <w:vAlign w:val="center"/>
           </w:tcPr>
@@ -1950,14 +1789,7 @@
               </w:rPr>
             </w:pPr>
             <w:r>
-              <w:rPr>
-                <w:rFonts w:eastAsia="ＭＳ 明朝" w:cs=""/>
-                <w:kern w:val="0"/>
-                <w:szCs w:val="22"/>
-                <w:lang w:val="en-US" w:eastAsia="en-US" w:bidi="ar-SA"/>
-              </w:rPr>
-            </w:r>
-            <w:r>
+              <w:rPr/>
               <w:t>{item12Nein}</w:t>
             </w:r>
           </w:p>
@@ -1967,7 +1799,7 @@
         <w:trPr/>
         <w:tc>
           <w:tcPr>
-            <w:tcW w:w="565" w:type="dxa"/>
+            <w:tcW w:w="630" w:type="dxa"/>
             <w:tcBorders/>
             <w:vAlign w:val="center"/>
           </w:tcPr>
@@ -1999,7 +1831,7 @@
         </w:tc>
         <w:tc>
           <w:tcPr>
-            <w:tcW w:w="7656" w:type="dxa"/>
+            <w:tcW w:w="7650" w:type="dxa"/>
             <w:tcBorders/>
             <w:vAlign w:val="center"/>
           </w:tcPr>
@@ -2031,7 +1863,7 @@
         </w:tc>
         <w:tc>
           <w:tcPr>
-            <w:tcW w:w="707" w:type="dxa"/>
+            <w:tcW w:w="705" w:type="dxa"/>
             <w:tcBorders/>
             <w:vAlign w:val="center"/>
           </w:tcPr>
@@ -2050,21 +1882,14 @@
               </w:rPr>
             </w:pPr>
             <w:r>
-              <w:rPr>
-                <w:rFonts w:eastAsia="ＭＳ 明朝" w:cs=""/>
-                <w:kern w:val="0"/>
-                <w:szCs w:val="22"/>
-                <w:lang w:val="en-US" w:eastAsia="en-US" w:bidi="ar-SA"/>
-              </w:rPr>
-            </w:r>
-            <w:r>
+              <w:rPr/>
               <w:t>{item13Ja}</w:t>
             </w:r>
           </w:p>
         </w:tc>
         <w:tc>
           <w:tcPr>
-            <w:tcW w:w="711" w:type="dxa"/>
+            <w:tcW w:w="930" w:type="dxa"/>
             <w:tcBorders/>
             <w:vAlign w:val="center"/>
           </w:tcPr>
@@ -2083,14 +1908,7 @@
               </w:rPr>
             </w:pPr>
             <w:r>
-              <w:rPr>
-                <w:rFonts w:eastAsia="ＭＳ 明朝" w:cs=""/>
-                <w:kern w:val="0"/>
-                <w:szCs w:val="22"/>
-                <w:lang w:val="en-US" w:eastAsia="en-US" w:bidi="ar-SA"/>
-              </w:rPr>
-            </w:r>
-            <w:r>
+              <w:rPr/>
               <w:t>{item13Nein}</w:t>
             </w:r>
           </w:p>
@@ -2100,7 +1918,7 @@
         <w:trPr/>
         <w:tc>
           <w:tcPr>
-            <w:tcW w:w="8221" w:type="dxa"/>
+            <w:tcW w:w="8280" w:type="dxa"/>
             <w:gridSpan w:val="2"/>
             <w:tcBorders/>
             <w:vAlign w:val="center"/>
@@ -2134,7 +1952,7 @@
         </w:tc>
         <w:tc>
           <w:tcPr>
-            <w:tcW w:w="707" w:type="dxa"/>
+            <w:tcW w:w="705" w:type="dxa"/>
             <w:tcBorders/>
             <w:vAlign w:val="center"/>
           </w:tcPr>
@@ -2164,7 +1982,7 @@
         </w:tc>
         <w:tc>
           <w:tcPr>
-            <w:tcW w:w="711" w:type="dxa"/>
+            <w:tcW w:w="930" w:type="dxa"/>
             <w:tcBorders/>
             <w:vAlign w:val="center"/>
           </w:tcPr>
@@ -2197,7 +2015,7 @@
         <w:trPr/>
         <w:tc>
           <w:tcPr>
-            <w:tcW w:w="565" w:type="dxa"/>
+            <w:tcW w:w="630" w:type="dxa"/>
             <w:tcBorders/>
             <w:vAlign w:val="center"/>
           </w:tcPr>
@@ -2229,7 +2047,7 @@
         </w:tc>
         <w:tc>
           <w:tcPr>
-            <w:tcW w:w="7656" w:type="dxa"/>
+            <w:tcW w:w="7650" w:type="dxa"/>
             <w:tcBorders/>
             <w:vAlign w:val="center"/>
           </w:tcPr>
@@ -2261,7 +2079,7 @@
         </w:tc>
         <w:tc>
           <w:tcPr>
-            <w:tcW w:w="707" w:type="dxa"/>
+            <w:tcW w:w="705" w:type="dxa"/>
             <w:tcBorders/>
             <w:vAlign w:val="center"/>
           </w:tcPr>
@@ -2280,21 +2098,14 @@
               </w:rPr>
             </w:pPr>
             <w:r>
-              <w:rPr>
-                <w:rFonts w:eastAsia="ＭＳ 明朝" w:cs=""/>
-                <w:kern w:val="0"/>
-                <w:szCs w:val="22"/>
-                <w:lang w:val="en-US" w:eastAsia="en-US" w:bidi="ar-SA"/>
-              </w:rPr>
-            </w:r>
-            <w:r>
+              <w:rPr/>
               <w:t>{item14Ja}</w:t>
             </w:r>
           </w:p>
         </w:tc>
         <w:tc>
           <w:tcPr>
-            <w:tcW w:w="711" w:type="dxa"/>
+            <w:tcW w:w="930" w:type="dxa"/>
             <w:tcBorders/>
             <w:vAlign w:val="center"/>
           </w:tcPr>
@@ -2313,14 +2124,7 @@
               </w:rPr>
             </w:pPr>
             <w:r>
-              <w:rPr>
-                <w:rFonts w:eastAsia="ＭＳ 明朝" w:cs=""/>
-                <w:kern w:val="0"/>
-                <w:szCs w:val="22"/>
-                <w:lang w:val="en-US" w:eastAsia="en-US" w:bidi="ar-SA"/>
-              </w:rPr>
-            </w:r>
-            <w:r>
+              <w:rPr/>
               <w:t>{item14Nein}</w:t>
             </w:r>
           </w:p>
@@ -2330,7 +2134,7 @@
         <w:trPr/>
         <w:tc>
           <w:tcPr>
-            <w:tcW w:w="8221" w:type="dxa"/>
+            <w:tcW w:w="8280" w:type="dxa"/>
             <w:gridSpan w:val="2"/>
             <w:tcBorders/>
             <w:vAlign w:val="center"/>
@@ -2364,7 +2168,7 @@
         </w:tc>
         <w:tc>
           <w:tcPr>
-            <w:tcW w:w="707" w:type="dxa"/>
+            <w:tcW w:w="705" w:type="dxa"/>
             <w:tcBorders/>
             <w:vAlign w:val="center"/>
           </w:tcPr>
@@ -2394,7 +2198,7 @@
         </w:tc>
         <w:tc>
           <w:tcPr>
-            <w:tcW w:w="711" w:type="dxa"/>
+            <w:tcW w:w="930" w:type="dxa"/>
             <w:tcBorders/>
             <w:vAlign w:val="center"/>
           </w:tcPr>
@@ -2427,7 +2231,7 @@
         <w:trPr/>
         <w:tc>
           <w:tcPr>
-            <w:tcW w:w="565" w:type="dxa"/>
+            <w:tcW w:w="630" w:type="dxa"/>
             <w:tcBorders/>
             <w:vAlign w:val="center"/>
           </w:tcPr>
@@ -2459,7 +2263,7 @@
         </w:tc>
         <w:tc>
           <w:tcPr>
-            <w:tcW w:w="7656" w:type="dxa"/>
+            <w:tcW w:w="7650" w:type="dxa"/>
             <w:tcBorders/>
             <w:vAlign w:val="center"/>
           </w:tcPr>
@@ -2491,7 +2295,7 @@
         </w:tc>
         <w:tc>
           <w:tcPr>
-            <w:tcW w:w="707" w:type="dxa"/>
+            <w:tcW w:w="705" w:type="dxa"/>
             <w:tcBorders/>
             <w:vAlign w:val="center"/>
           </w:tcPr>
@@ -2510,21 +2314,14 @@
               </w:rPr>
             </w:pPr>
             <w:r>
-              <w:rPr>
-                <w:rFonts w:eastAsia="ＭＳ 明朝" w:cs=""/>
-                <w:kern w:val="0"/>
-                <w:szCs w:val="22"/>
-                <w:lang w:val="en-US" w:eastAsia="en-US" w:bidi="ar-SA"/>
-              </w:rPr>
-            </w:r>
-            <w:r>
+              <w:rPr/>
               <w:t>{item15Ja}</w:t>
             </w:r>
           </w:p>
         </w:tc>
         <w:tc>
           <w:tcPr>
-            <w:tcW w:w="711" w:type="dxa"/>
+            <w:tcW w:w="930" w:type="dxa"/>
             <w:tcBorders/>
             <w:vAlign w:val="center"/>
           </w:tcPr>
@@ -2543,14 +2340,7 @@
               </w:rPr>
             </w:pPr>
             <w:r>
-              <w:rPr>
-                <w:rFonts w:eastAsia="ＭＳ 明朝" w:cs=""/>
-                <w:kern w:val="0"/>
-                <w:szCs w:val="22"/>
-                <w:lang w:val="en-US" w:eastAsia="en-US" w:bidi="ar-SA"/>
-              </w:rPr>
-            </w:r>
-            <w:r>
+              <w:rPr/>
               <w:t>{item15Nein}</w:t>
             </w:r>
           </w:p>
@@ -2560,7 +2350,7 @@
         <w:trPr/>
         <w:tc>
           <w:tcPr>
-            <w:tcW w:w="565" w:type="dxa"/>
+            <w:tcW w:w="630" w:type="dxa"/>
             <w:tcBorders/>
             <w:vAlign w:val="center"/>
           </w:tcPr>
@@ -2592,7 +2382,7 @@
         </w:tc>
         <w:tc>
           <w:tcPr>
-            <w:tcW w:w="7656" w:type="dxa"/>
+            <w:tcW w:w="7650" w:type="dxa"/>
             <w:tcBorders/>
             <w:vAlign w:val="center"/>
           </w:tcPr>
@@ -2624,7 +2414,7 @@
         </w:tc>
         <w:tc>
           <w:tcPr>
-            <w:tcW w:w="707" w:type="dxa"/>
+            <w:tcW w:w="705" w:type="dxa"/>
             <w:tcBorders/>
             <w:vAlign w:val="center"/>
           </w:tcPr>
@@ -2643,21 +2433,14 @@
               </w:rPr>
             </w:pPr>
             <w:r>
-              <w:rPr>
-                <w:rFonts w:eastAsia="ＭＳ 明朝" w:cs=""/>
-                <w:kern w:val="0"/>
-                <w:szCs w:val="22"/>
-                <w:lang w:val="en-US" w:eastAsia="en-US" w:bidi="ar-SA"/>
-              </w:rPr>
-            </w:r>
-            <w:r>
+              <w:rPr/>
               <w:t>{item16Ja}</w:t>
             </w:r>
           </w:p>
         </w:tc>
         <w:tc>
           <w:tcPr>
-            <w:tcW w:w="711" w:type="dxa"/>
+            <w:tcW w:w="930" w:type="dxa"/>
             <w:tcBorders/>
             <w:vAlign w:val="center"/>
           </w:tcPr>
@@ -2676,14 +2459,7 @@
               </w:rPr>
             </w:pPr>
             <w:r>
-              <w:rPr>
-                <w:rFonts w:eastAsia="ＭＳ 明朝" w:cs=""/>
-                <w:kern w:val="0"/>
-                <w:szCs w:val="22"/>
-                <w:lang w:val="en-US" w:eastAsia="en-US" w:bidi="ar-SA"/>
-              </w:rPr>
-            </w:r>
-            <w:r>
+              <w:rPr/>
               <w:t>{item16Nein}</w:t>
             </w:r>
           </w:p>
@@ -2693,7 +2469,7 @@
         <w:trPr/>
         <w:tc>
           <w:tcPr>
-            <w:tcW w:w="565" w:type="dxa"/>
+            <w:tcW w:w="630" w:type="dxa"/>
             <w:tcBorders/>
             <w:vAlign w:val="center"/>
           </w:tcPr>
@@ -2725,7 +2501,7 @@
         </w:tc>
         <w:tc>
           <w:tcPr>
-            <w:tcW w:w="7656" w:type="dxa"/>
+            <w:tcW w:w="7650" w:type="dxa"/>
             <w:tcBorders/>
             <w:vAlign w:val="center"/>
           </w:tcPr>
@@ -2757,7 +2533,7 @@
         </w:tc>
         <w:tc>
           <w:tcPr>
-            <w:tcW w:w="707" w:type="dxa"/>
+            <w:tcW w:w="705" w:type="dxa"/>
             <w:tcBorders/>
             <w:vAlign w:val="center"/>
           </w:tcPr>
@@ -2776,21 +2552,14 @@
               </w:rPr>
             </w:pPr>
             <w:r>
-              <w:rPr>
-                <w:rFonts w:eastAsia="ＭＳ 明朝" w:cs=""/>
-                <w:kern w:val="0"/>
-                <w:szCs w:val="22"/>
-                <w:lang w:val="en-US" w:eastAsia="en-US" w:bidi="ar-SA"/>
-              </w:rPr>
-            </w:r>
-            <w:r>
+              <w:rPr/>
               <w:t>{item17Ja}</w:t>
             </w:r>
           </w:p>
         </w:tc>
         <w:tc>
           <w:tcPr>
-            <w:tcW w:w="711" w:type="dxa"/>
+            <w:tcW w:w="930" w:type="dxa"/>
             <w:tcBorders/>
             <w:vAlign w:val="center"/>
           </w:tcPr>
@@ -2809,14 +2578,7 @@
               </w:rPr>
             </w:pPr>
             <w:r>
-              <w:rPr>
-                <w:rFonts w:eastAsia="ＭＳ 明朝" w:cs=""/>
-                <w:kern w:val="0"/>
-                <w:szCs w:val="22"/>
-                <w:lang w:val="en-US" w:eastAsia="en-US" w:bidi="ar-SA"/>
-              </w:rPr>
-            </w:r>
-            <w:r>
+              <w:rPr/>
               <w:t>{item17Nein}</w:t>
             </w:r>
           </w:p>
@@ -2826,7 +2588,7 @@
         <w:trPr/>
         <w:tc>
           <w:tcPr>
-            <w:tcW w:w="565" w:type="dxa"/>
+            <w:tcW w:w="630" w:type="dxa"/>
             <w:tcBorders/>
             <w:vAlign w:val="center"/>
           </w:tcPr>
@@ -2858,7 +2620,7 @@
         </w:tc>
         <w:tc>
           <w:tcPr>
-            <w:tcW w:w="7656" w:type="dxa"/>
+            <w:tcW w:w="7650" w:type="dxa"/>
             <w:tcBorders/>
             <w:vAlign w:val="center"/>
           </w:tcPr>
@@ -2890,7 +2652,7 @@
         </w:tc>
         <w:tc>
           <w:tcPr>
-            <w:tcW w:w="707" w:type="dxa"/>
+            <w:tcW w:w="705" w:type="dxa"/>
             <w:tcBorders/>
             <w:vAlign w:val="center"/>
           </w:tcPr>
@@ -2909,21 +2671,14 @@
               </w:rPr>
             </w:pPr>
             <w:r>
-              <w:rPr>
-                <w:rFonts w:eastAsia="ＭＳ 明朝" w:cs=""/>
-                <w:kern w:val="0"/>
-                <w:szCs w:val="22"/>
-                <w:lang w:val="en-US" w:eastAsia="en-US" w:bidi="ar-SA"/>
-              </w:rPr>
-            </w:r>
-            <w:r>
+              <w:rPr/>
               <w:t>{item18Ja}</w:t>
             </w:r>
           </w:p>
         </w:tc>
         <w:tc>
           <w:tcPr>
-            <w:tcW w:w="711" w:type="dxa"/>
+            <w:tcW w:w="930" w:type="dxa"/>
             <w:tcBorders/>
             <w:vAlign w:val="center"/>
           </w:tcPr>
@@ -2942,14 +2697,7 @@
               </w:rPr>
             </w:pPr>
             <w:r>
-              <w:rPr>
-                <w:rFonts w:eastAsia="ＭＳ 明朝" w:cs=""/>
-                <w:kern w:val="0"/>
-                <w:szCs w:val="22"/>
-                <w:lang w:val="en-US" w:eastAsia="en-US" w:bidi="ar-SA"/>
-              </w:rPr>
-            </w:r>
-            <w:r>
+              <w:rPr/>
               <w:t>{item18Nein}</w:t>
             </w:r>
           </w:p>
@@ -3164,14 +2912,7 @@
               </w:rPr>
             </w:pPr>
             <w:r>
-              <w:rPr>
-                <w:rFonts w:eastAsia="ＭＳ 明朝" w:cs=""/>
-                <w:kern w:val="0"/>
-                <w:szCs w:val="22"/>
-                <w:lang w:val="en-US" w:eastAsia="en-US" w:bidi="ar-SA"/>
-              </w:rPr>
-            </w:r>
-            <w:r>
+              <w:rPr/>
               <w:t>{bemerkungen}</w:t>
             </w:r>
           </w:p>
@@ -3636,9 +3377,9 @@
   </w:p>
   <w:tbl>
     <w:tblPr>
-      <w:tblW w:w="9638" w:type="dxa"/>
+      <w:tblW w:w="9915" w:type="dxa"/>
       <w:jc w:val="start"/>
-      <w:tblInd w:w="108" w:type="dxa"/>
+      <w:tblInd w:w="-81" w:type="dxa"/>
       <w:tblLayout w:type="fixed"/>
       <w:tblCellMar>
         <w:top w:w="0" w:type="dxa"/>
@@ -3649,15 +3390,18 @@
       <w:tblLook w:val="04a0" w:noHBand="0" w:noVBand="1" w:firstColumn="1" w:lastRow="0" w:lastColumn="0" w:firstRow="1"/>
     </w:tblPr>
     <w:tblGrid>
-      <w:gridCol w:w="9638"/>
+      <w:gridCol w:w="9915"/>
     </w:tblGrid>
     <w:tr>
       <w:trPr/>
       <w:tc>
         <w:tcPr>
-          <w:tcW w:w="9638" w:type="dxa"/>
+          <w:tcW w:w="9915" w:type="dxa"/>
           <w:tcBorders>
+            <w:top w:val="single" w:sz="4" w:space="0" w:color="000000"/>
+            <w:start w:val="single" w:sz="4" w:space="0" w:color="000000"/>
             <w:bottom w:val="single" w:sz="4" w:space="0" w:color="000000"/>
+            <w:end w:val="single" w:sz="4" w:space="0" w:color="000000"/>
           </w:tcBorders>
         </w:tcPr>
         <w:p>
@@ -3684,15 +3428,15 @@
             <w:tblLook w:val="04a0" w:noHBand="0" w:noVBand="1" w:firstColumn="1" w:lastRow="0" w:lastColumn="0" w:firstRow="1"/>
           </w:tblPr>
           <w:tblGrid>
-            <w:gridCol w:w="2266"/>
+            <w:gridCol w:w="2265"/>
             <w:gridCol w:w="5386"/>
-            <w:gridCol w:w="1986"/>
+            <w:gridCol w:w="1987"/>
           </w:tblGrid>
           <w:tr>
             <w:trPr/>
             <w:tc>
               <w:tcPr>
-                <w:tcW w:w="2266" w:type="dxa"/>
+                <w:tcW w:w="2265" w:type="dxa"/>
                 <w:tcBorders>
                   <w:end w:val="single" w:sz="4" w:space="0" w:color="000000"/>
                 </w:tcBorders>
@@ -3805,7 +3549,7 @@
             </w:tc>
             <w:tc>
               <w:tcPr>
-                <w:tcW w:w="1986" w:type="dxa"/>
+                <w:tcW w:w="1987" w:type="dxa"/>
                 <w:tcBorders/>
                 <w:vAlign w:val="center"/>
               </w:tcPr>
@@ -3878,7 +3622,7 @@
                 </w:r>
                 <w:r>
                   <w:rPr/>
-                  <w:t>2</w:t>
+                  <w:t>3</w:t>
                 </w:r>
                 <w:r>
                   <w:rPr/>
@@ -3904,7 +3648,7 @@
                 </w:r>
                 <w:r>
                   <w:rPr/>
-                  <w:t>2</w:t>
+                  <w:t>3</w:t>
                 </w:r>
                 <w:r>
                   <w:rPr/>
@@ -3933,8 +3677,13 @@
       <w:trPr/>
       <w:tc>
         <w:tcPr>
-          <w:tcW w:w="9638" w:type="dxa"/>
-          <w:tcBorders/>
+          <w:tcW w:w="9915" w:type="dxa"/>
+          <w:tcBorders>
+            <w:top w:val="single" w:sz="4" w:space="0" w:color="000000"/>
+            <w:start w:val="single" w:sz="4" w:space="0" w:color="000000"/>
+            <w:bottom w:val="single" w:sz="4" w:space="0" w:color="000000"/>
+            <w:end w:val="single" w:sz="4" w:space="0" w:color="000000"/>
+          </w:tcBorders>
         </w:tcPr>
         <w:p>
           <w:pPr>
@@ -3960,14 +3709,14 @@
             <w:tblLook w:val="04a0" w:noHBand="0" w:noVBand="1" w:firstColumn="1" w:lastRow="0" w:lastColumn="0" w:firstRow="1"/>
           </w:tblPr>
           <w:tblGrid>
-            <w:gridCol w:w="6234"/>
-            <w:gridCol w:w="3404"/>
+            <w:gridCol w:w="6233"/>
+            <w:gridCol w:w="3405"/>
           </w:tblGrid>
           <w:tr>
             <w:trPr/>
             <w:tc>
               <w:tcPr>
-                <w:tcW w:w="6234" w:type="dxa"/>
+                <w:tcW w:w="6233" w:type="dxa"/>
                 <w:tcBorders>
                   <w:top w:val="single" w:sz="6" w:space="0" w:color="000000"/>
                   <w:end w:val="single" w:sz="4" w:space="0" w:color="000000"/>
@@ -3993,7 +3742,7 @@
             </w:tc>
             <w:tc>
               <w:tcPr>
-                <w:tcW w:w="3404" w:type="dxa"/>
+                <w:tcW w:w="3405" w:type="dxa"/>
                 <w:tcBorders>
                   <w:top w:val="single" w:sz="6" w:space="0" w:color="000000"/>
                 </w:tcBorders>
@@ -4050,9 +3799,9 @@
   </w:p>
   <w:tbl>
     <w:tblPr>
-      <w:tblW w:w="9638" w:type="dxa"/>
+      <w:tblW w:w="9915" w:type="dxa"/>
       <w:jc w:val="start"/>
-      <w:tblInd w:w="108" w:type="dxa"/>
+      <w:tblInd w:w="-81" w:type="dxa"/>
       <w:tblLayout w:type="fixed"/>
       <w:tblCellMar>
         <w:top w:w="0" w:type="dxa"/>
@@ -4063,15 +3812,18 @@
       <w:tblLook w:val="04a0" w:noHBand="0" w:noVBand="1" w:firstColumn="1" w:lastRow="0" w:lastColumn="0" w:firstRow="1"/>
     </w:tblPr>
     <w:tblGrid>
-      <w:gridCol w:w="9638"/>
+      <w:gridCol w:w="9915"/>
     </w:tblGrid>
     <w:tr>
       <w:trPr/>
       <w:tc>
         <w:tcPr>
-          <w:tcW w:w="9638" w:type="dxa"/>
+          <w:tcW w:w="9915" w:type="dxa"/>
           <w:tcBorders>
+            <w:top w:val="single" w:sz="4" w:space="0" w:color="000000"/>
+            <w:start w:val="single" w:sz="4" w:space="0" w:color="000000"/>
             <w:bottom w:val="single" w:sz="4" w:space="0" w:color="000000"/>
+            <w:end w:val="single" w:sz="4" w:space="0" w:color="000000"/>
           </w:tcBorders>
         </w:tcPr>
         <w:p>
@@ -4098,15 +3850,15 @@
             <w:tblLook w:val="04a0" w:noHBand="0" w:noVBand="1" w:firstColumn="1" w:lastRow="0" w:lastColumn="0" w:firstRow="1"/>
           </w:tblPr>
           <w:tblGrid>
-            <w:gridCol w:w="2266"/>
+            <w:gridCol w:w="2265"/>
             <w:gridCol w:w="5386"/>
-            <w:gridCol w:w="1986"/>
+            <w:gridCol w:w="1987"/>
           </w:tblGrid>
           <w:tr>
             <w:trPr/>
             <w:tc>
               <w:tcPr>
-                <w:tcW w:w="2266" w:type="dxa"/>
+                <w:tcW w:w="2265" w:type="dxa"/>
                 <w:tcBorders>
                   <w:end w:val="single" w:sz="4" w:space="0" w:color="000000"/>
                 </w:tcBorders>
@@ -4219,7 +3971,7 @@
             </w:tc>
             <w:tc>
               <w:tcPr>
-                <w:tcW w:w="1986" w:type="dxa"/>
+                <w:tcW w:w="1987" w:type="dxa"/>
                 <w:tcBorders/>
                 <w:vAlign w:val="center"/>
               </w:tcPr>
@@ -4292,7 +4044,7 @@
                 </w:r>
                 <w:r>
                   <w:rPr/>
-                  <w:t>2</w:t>
+                  <w:t>3</w:t>
                 </w:r>
                 <w:r>
                   <w:rPr/>
@@ -4318,7 +4070,7 @@
                 </w:r>
                 <w:r>
                   <w:rPr/>
-                  <w:t>2</w:t>
+                  <w:t>3</w:t>
                 </w:r>
                 <w:r>
                   <w:rPr/>
@@ -4347,8 +4099,13 @@
       <w:trPr/>
       <w:tc>
         <w:tcPr>
-          <w:tcW w:w="9638" w:type="dxa"/>
-          <w:tcBorders/>
+          <w:tcW w:w="9915" w:type="dxa"/>
+          <w:tcBorders>
+            <w:top w:val="single" w:sz="4" w:space="0" w:color="000000"/>
+            <w:start w:val="single" w:sz="4" w:space="0" w:color="000000"/>
+            <w:bottom w:val="single" w:sz="4" w:space="0" w:color="000000"/>
+            <w:end w:val="single" w:sz="4" w:space="0" w:color="000000"/>
+          </w:tcBorders>
         </w:tcPr>
         <w:p>
           <w:pPr>
@@ -4374,14 +4131,14 @@
             <w:tblLook w:val="04a0" w:noHBand="0" w:noVBand="1" w:firstColumn="1" w:lastRow="0" w:lastColumn="0" w:firstRow="1"/>
           </w:tblPr>
           <w:tblGrid>
-            <w:gridCol w:w="6234"/>
-            <w:gridCol w:w="3404"/>
+            <w:gridCol w:w="6233"/>
+            <w:gridCol w:w="3405"/>
           </w:tblGrid>
           <w:tr>
             <w:trPr/>
             <w:tc>
               <w:tcPr>
-                <w:tcW w:w="6234" w:type="dxa"/>
+                <w:tcW w:w="6233" w:type="dxa"/>
                 <w:tcBorders>
                   <w:top w:val="single" w:sz="6" w:space="0" w:color="000000"/>
                   <w:end w:val="single" w:sz="4" w:space="0" w:color="000000"/>
@@ -4407,7 +4164,7 @@
             </w:tc>
             <w:tc>
               <w:tcPr>
-                <w:tcW w:w="3404" w:type="dxa"/>
+                <w:tcW w:w="3405" w:type="dxa"/>
                 <w:tcBorders>
                   <w:top w:val="single" w:sz="6" w:space="0" w:color="000000"/>
                 </w:tcBorders>
